--- a/docx/knowledge-base/foundations/foundation-model-va-implementation.docx
+++ b/docx/knowledge-base/foundations/foundation-model-va-implementation.docx
@@ -1623,7 +1623,7 @@
         </w:numPr>
         <w:spacing w:after="80" w:line="320"/>
       </w:pPr>
-      <w:hyperlink w:history="1" r:id="rIdwn3qsdyr9poapqt_tnk1h">
+      <w:hyperlink w:history="1" r:id="rIdmsg15lct2ccesi2rzktql">
         <w:r>
           <w:rPr>
             <w:rStyle w:val="Hyperlink"/>
@@ -1644,7 +1644,7 @@
         </w:numPr>
         <w:spacing w:after="80" w:line="320"/>
       </w:pPr>
-      <w:hyperlink w:history="1" r:id="rIdc3no2fvk0pnovgd-t1b1v">
+      <w:hyperlink w:history="1" r:id="rIdnfokmgiqoxfh4gqc_rjdg">
         <w:r>
           <w:rPr>
             <w:rStyle w:val="Hyperlink"/>
@@ -1665,7 +1665,7 @@
         </w:numPr>
         <w:spacing w:after="80" w:line="320"/>
       </w:pPr>
-      <w:hyperlink w:history="1" r:id="rIdhoqaj4zyvzf8fetp92gye">
+      <w:hyperlink w:history="1" r:id="rIdeluvxbparev1tsfhymw8k">
         <w:r>
           <w:rPr>
             <w:rStyle w:val="Hyperlink"/>
@@ -1686,7 +1686,7 @@
         </w:numPr>
         <w:spacing w:after="80" w:line="320"/>
       </w:pPr>
-      <w:hyperlink w:history="1" r:id="rIdmbrn_thf0ukuzj2amh2-u">
+      <w:hyperlink w:history="1" r:id="rId2xtzsqmwnrwkh0aykcoyi">
         <w:r>
           <w:rPr>
             <w:rStyle w:val="Hyperlink"/>
@@ -1707,7 +1707,7 @@
         </w:numPr>
         <w:spacing w:after="80" w:line="320"/>
       </w:pPr>
-      <w:hyperlink w:history="1" r:id="rIdncdt1w3wprn-omltfm2wj">
+      <w:hyperlink w:history="1" r:id="rIdb0o2xy_oslchwkuurgobj">
         <w:r>
           <w:rPr>
             <w:rStyle w:val="Hyperlink"/>
